--- a/templates/ППР.docx
+++ b/templates/ППР.docx
@@ -84,6 +84,7 @@
         </w:rPr>
         <w:t>[[</w:t>
       </w:r>
+      <w:proofErr w:type="spellStart"/>
       <w:r>
         <w:rPr>
           <w:rFonts w:ascii="Times New Roman" w:hAnsi="Times New Roman"/>
@@ -98,6 +99,7 @@
         </w:rPr>
         <w:t>_должность</w:t>
       </w:r>
+      <w:proofErr w:type="spellEnd"/>
       <w:r>
         <w:rPr>
           <w:rFonts w:ascii="Times New Roman" w:hAnsi="Times New Roman"/>
@@ -163,6 +165,7 @@
         </w:rPr>
         <w:t>[[</w:t>
       </w:r>
+      <w:proofErr w:type="spellStart"/>
       <w:r>
         <w:rPr>
           <w:rFonts w:ascii="Times New Roman" w:hAnsi="Times New Roman"/>
@@ -170,6 +173,7 @@
         </w:rPr>
         <w:t>Кому_ФИО</w:t>
       </w:r>
+      <w:proofErr w:type="spellEnd"/>
       <w:r>
         <w:rPr>
           <w:rFonts w:ascii="Times New Roman" w:hAnsi="Times New Roman"/>
@@ -298,6 +302,7 @@
         </w:rPr>
         <w:t>[[</w:t>
       </w:r>
+      <w:proofErr w:type="spellStart"/>
       <w:r>
         <w:rPr>
           <w:rFonts w:ascii="Times New Roman" w:hAnsi="Times New Roman"/>
@@ -306,6 +311,7 @@
         </w:rPr>
         <w:t>Место_запрашиваемого_размещения</w:t>
       </w:r>
+      <w:proofErr w:type="spellEnd"/>
       <w:r>
         <w:rPr>
           <w:rFonts w:ascii="Times New Roman" w:hAnsi="Times New Roman"/>
@@ -382,6 +388,7 @@
         </w:rPr>
         <w:t>[[</w:t>
       </w:r>
+      <w:proofErr w:type="spellStart"/>
       <w:r>
         <w:rPr>
           <w:rFonts w:ascii="Times New Roman" w:hAnsi="Times New Roman"/>
@@ -390,6 +397,7 @@
         </w:rPr>
         <w:t>ый_ая</w:t>
       </w:r>
+      <w:proofErr w:type="spellEnd"/>
       <w:r>
         <w:rPr>
           <w:rFonts w:ascii="Times New Roman" w:hAnsi="Times New Roman"/>
@@ -398,8 +406,6 @@
         </w:rPr>
         <w:t xml:space="preserve">]] </w:t>
       </w:r>
-      <w:bookmarkStart w:id="0" w:name="_GoBack"/>
-      <w:bookmarkEnd w:id="0"/>
       <w:r>
         <w:rPr>
           <w:rFonts w:ascii="Times New Roman" w:hAnsi="Times New Roman"/>
@@ -460,7 +466,15 @@
           <w:sz w:val="28"/>
           <w:szCs w:val="28"/>
         </w:rPr>
-        <w:t>В соответствии с Договором коммерческого представительства от 18.12.2019 №УВВ-77Д-2345-19/407/30-1602, направляю Вам проект производства работ на прокладку ВОЛС по существующим опорам объектов электроэнергетики филиала АО «Россети Кубань»</w:t>
+        <w:t xml:space="preserve">В соответствии с Договором коммерческого представительства от 18.12.2019 №УВВ-77Д-2345-19/407/30-1602, направляю Вам проект производства работ на прокладку ВОЛС по существующим опорам объектов электроэнергетики </w:t>
+      </w:r>
+      <w:r>
+        <w:rPr>
+          <w:rFonts w:ascii="Times New Roman" w:hAnsi="Times New Roman"/>
+          <w:sz w:val="28"/>
+          <w:szCs w:val="28"/>
+        </w:rPr>
+        <w:t>предприятия</w:t>
       </w:r>
       <w:r>
         <w:rPr>
@@ -518,6 +532,7 @@
         </w:rPr>
         <w:t>[[</w:t>
       </w:r>
+      <w:proofErr w:type="spellStart"/>
       <w:r>
         <w:rPr>
           <w:rFonts w:ascii="Times New Roman" w:hAnsi="Times New Roman"/>
@@ -526,6 +541,7 @@
         </w:rPr>
         <w:t>Место_запрашиваемого_размещения</w:t>
       </w:r>
+      <w:proofErr w:type="spellEnd"/>
       <w:r>
         <w:rPr>
           <w:rFonts w:ascii="Times New Roman" w:hAnsi="Times New Roman"/>
@@ -788,7 +804,6 @@
     </w:p>
     <w:p>
       <w:pPr>
-        <w:contextualSpacing/>
         <w:rPr>
           <w:rFonts w:ascii="Times New Roman" w:hAnsi="Times New Roman"/>
           <w:sz w:val="28"/>
@@ -820,7 +835,7 @@
           <w:sz w:val="28"/>
           <w:szCs w:val="28"/>
         </w:rPr>
-        <w:t xml:space="preserve">Начальник департамента эксплуатации и </w:t>
+        <w:t xml:space="preserve">Заместитель начальника Департамента </w:t>
       </w:r>
     </w:p>
     <w:p>
@@ -838,26 +853,94 @@
           <w:sz w:val="28"/>
           <w:szCs w:val="28"/>
         </w:rPr>
-        <w:t>размещения ВОЛС на воздушных линиях                                            Е.А. Демина</w:t>
-      </w:r>
-    </w:p>
-    <w:p>
-      <w:pPr>
-        <w:rPr>
-          <w:rFonts w:ascii="Times New Roman" w:hAnsi="Times New Roman"/>
-          <w:sz w:val="28"/>
-          <w:szCs w:val="28"/>
-        </w:rPr>
-      </w:pPr>
-    </w:p>
-    <w:p>
-      <w:pPr>
-        <w:rPr>
-          <w:rFonts w:ascii="Times New Roman" w:hAnsi="Times New Roman"/>
-          <w:sz w:val="20"/>
-          <w:szCs w:val="20"/>
-        </w:rPr>
-      </w:pPr>
+        <w:t xml:space="preserve">телекоммуникационных сервисов – </w:t>
+      </w:r>
+    </w:p>
+    <w:p>
+      <w:pPr>
+        <w:jc w:val="both"/>
+        <w:rPr>
+          <w:rFonts w:ascii="Times New Roman" w:hAnsi="Times New Roman"/>
+          <w:sz w:val="28"/>
+          <w:szCs w:val="28"/>
+        </w:rPr>
+      </w:pPr>
+      <w:r>
+        <w:rPr>
+          <w:rFonts w:ascii="Times New Roman" w:hAnsi="Times New Roman"/>
+          <w:sz w:val="28"/>
+          <w:szCs w:val="28"/>
+        </w:rPr>
+        <w:t xml:space="preserve">Начальник Управления размещения ВОЛС </w:t>
+      </w:r>
+    </w:p>
+    <w:p>
+      <w:pPr>
+        <w:jc w:val="both"/>
+        <w:rPr>
+          <w:rFonts w:ascii="Times New Roman" w:hAnsi="Times New Roman"/>
+          <w:sz w:val="28"/>
+          <w:szCs w:val="28"/>
+        </w:rPr>
+      </w:pPr>
+      <w:r>
+        <w:rPr>
+          <w:rFonts w:ascii="Times New Roman" w:hAnsi="Times New Roman"/>
+          <w:sz w:val="28"/>
+          <w:szCs w:val="28"/>
+        </w:rPr>
+        <w:t>на воздушных линиях</w:t>
+      </w:r>
+      <w:r>
+        <w:rPr>
+          <w:rFonts w:ascii="Times New Roman" w:hAnsi="Times New Roman"/>
+          <w:sz w:val="28"/>
+          <w:szCs w:val="28"/>
+        </w:rPr>
+        <w:tab/>
+      </w:r>
+      <w:r>
+        <w:rPr>
+          <w:rFonts w:ascii="Times New Roman" w:hAnsi="Times New Roman"/>
+          <w:sz w:val="28"/>
+          <w:szCs w:val="28"/>
+        </w:rPr>
+        <w:tab/>
+      </w:r>
+      <w:r>
+        <w:rPr>
+          <w:rFonts w:ascii="Times New Roman" w:hAnsi="Times New Roman"/>
+          <w:sz w:val="28"/>
+          <w:szCs w:val="28"/>
+        </w:rPr>
+        <w:tab/>
+      </w:r>
+      <w:r>
+        <w:rPr>
+          <w:rFonts w:ascii="Times New Roman" w:hAnsi="Times New Roman"/>
+          <w:sz w:val="28"/>
+          <w:szCs w:val="28"/>
+        </w:rPr>
+        <w:t xml:space="preserve">                                      </w:t>
+      </w:r>
+      <w:r>
+        <w:rPr>
+          <w:rFonts w:ascii="Times New Roman" w:hAnsi="Times New Roman"/>
+          <w:sz w:val="28"/>
+          <w:szCs w:val="28"/>
+        </w:rPr>
+        <w:tab/>
+      </w:r>
+      <w:bookmarkStart w:id="0" w:name="_GoBack"/>
+      <w:bookmarkEnd w:id="0"/>
+      <w:r>
+        <w:rPr>
+          <w:rFonts w:ascii="Times New Roman" w:hAnsi="Times New Roman"/>
+          <w:sz w:val="28"/>
+          <w:szCs w:val="28"/>
+        </w:rPr>
+        <w:t xml:space="preserve">      Е.А. Демина</w:t>
+      </w:r>
     </w:p>
     <w:p>
       <w:pPr>
@@ -934,6 +1017,7 @@
           <w:szCs w:val="22"/>
         </w:rPr>
       </w:pPr>
+      <w:proofErr w:type="spellStart"/>
       <w:r>
         <w:rPr>
           <w:rFonts w:ascii="Times New Roman" w:hAnsi="Times New Roman"/>
@@ -943,6 +1027,7 @@
         </w:rPr>
         <w:t>nelipa</w:t>
       </w:r>
+      <w:proofErr w:type="spellEnd"/>
       <w:r>
         <w:rPr>
           <w:rFonts w:ascii="Times New Roman" w:hAnsi="Times New Roman"/>
@@ -966,8 +1051,18 @@
           <w:sz w:val="20"/>
           <w:szCs w:val="22"/>
         </w:rPr>
-        <w:t>@rosseti.digital</w:t>
-      </w:r>
+        <w:t>@</w:t>
+      </w:r>
+      <w:proofErr w:type="spellStart"/>
+      <w:r>
+        <w:rPr>
+          <w:rFonts w:ascii="Times New Roman" w:hAnsi="Times New Roman"/>
+          <w:sz w:val="20"/>
+          <w:szCs w:val="22"/>
+        </w:rPr>
+        <w:t>rosseti.digital</w:t>
+      </w:r>
+      <w:proofErr w:type="spellEnd"/>
     </w:p>
     <w:sectPr>
       <w:headerReference w:type="first" r:id="rId6"/>

--- a/templates/ППР.docx
+++ b/templates/ППР.docx
@@ -466,7 +466,25 @@
           <w:sz w:val="28"/>
           <w:szCs w:val="28"/>
         </w:rPr>
-        <w:t xml:space="preserve">В соответствии с Договором коммерческого представительства от 18.12.2019 №УВВ-77Д-2345-19/407/30-1602, направляю Вам проект производства работ на прокладку ВОЛС по существующим опорам объектов электроэнергетики </w:t>
+        <w:t xml:space="preserve">В соответствии с Договором коммерческого представительства </w:t>
+      </w:r>
+      <w:r>
+        <w:rPr>
+          <w:rFonts w:ascii="Times New Roman" w:hAnsi="Times New Roman"/>
+          <w:sz w:val="28"/>
+          <w:szCs w:val="28"/>
+        </w:rPr>
+        <w:t>от 28.11.2024 №10001401000118/УВВ-77Д-0842-14</w:t>
+      </w:r>
+      <w:bookmarkStart w:id="0" w:name="_GoBack"/>
+      <w:bookmarkEnd w:id="0"/>
+      <w:r>
+        <w:rPr>
+          <w:rFonts w:ascii="Times New Roman" w:hAnsi="Times New Roman"/>
+          <w:sz w:val="28"/>
+          <w:szCs w:val="28"/>
+        </w:rPr>
+        <w:t xml:space="preserve">, направляю Вам проект производства работ на прокладку ВОЛС по существующим опорам объектов электроэнергетики </w:t>
       </w:r>
       <w:r>
         <w:rPr>
@@ -931,8 +949,6 @@
         </w:rPr>
         <w:tab/>
       </w:r>
-      <w:bookmarkStart w:id="0" w:name="_GoBack"/>
-      <w:bookmarkEnd w:id="0"/>
       <w:r>
         <w:rPr>
           <w:rFonts w:ascii="Times New Roman" w:hAnsi="Times New Roman"/>

--- a/templates/ППР.docx
+++ b/templates/ППР.docx
@@ -84,7 +84,6 @@
         </w:rPr>
         <w:t>[[</w:t>
       </w:r>
-      <w:proofErr w:type="spellStart"/>
       <w:r>
         <w:rPr>
           <w:rFonts w:ascii="Times New Roman" w:hAnsi="Times New Roman"/>
@@ -99,7 +98,6 @@
         </w:rPr>
         <w:t>_должность</w:t>
       </w:r>
-      <w:proofErr w:type="spellEnd"/>
       <w:r>
         <w:rPr>
           <w:rFonts w:ascii="Times New Roman" w:hAnsi="Times New Roman"/>
@@ -165,7 +163,6 @@
         </w:rPr>
         <w:t>[[</w:t>
       </w:r>
-      <w:proofErr w:type="spellStart"/>
       <w:r>
         <w:rPr>
           <w:rFonts w:ascii="Times New Roman" w:hAnsi="Times New Roman"/>
@@ -173,7 +170,6 @@
         </w:rPr>
         <w:t>Кому_ФИО</w:t>
       </w:r>
-      <w:proofErr w:type="spellEnd"/>
       <w:r>
         <w:rPr>
           <w:rFonts w:ascii="Times New Roman" w:hAnsi="Times New Roman"/>
@@ -302,7 +298,6 @@
         </w:rPr>
         <w:t>[[</w:t>
       </w:r>
-      <w:proofErr w:type="spellStart"/>
       <w:r>
         <w:rPr>
           <w:rFonts w:ascii="Times New Roman" w:hAnsi="Times New Roman"/>
@@ -311,7 +306,6 @@
         </w:rPr>
         <w:t>Место_запрашиваемого_размещения</w:t>
       </w:r>
-      <w:proofErr w:type="spellEnd"/>
       <w:r>
         <w:rPr>
           <w:rFonts w:ascii="Times New Roman" w:hAnsi="Times New Roman"/>
@@ -388,7 +382,6 @@
         </w:rPr>
         <w:t>[[</w:t>
       </w:r>
-      <w:proofErr w:type="spellStart"/>
       <w:r>
         <w:rPr>
           <w:rFonts w:ascii="Times New Roman" w:hAnsi="Times New Roman"/>
@@ -397,7 +390,6 @@
         </w:rPr>
         <w:t>ый_ая</w:t>
       </w:r>
-      <w:proofErr w:type="spellEnd"/>
       <w:r>
         <w:rPr>
           <w:rFonts w:ascii="Times New Roman" w:hAnsi="Times New Roman"/>
@@ -466,15 +458,7 @@
           <w:sz w:val="28"/>
           <w:szCs w:val="28"/>
         </w:rPr>
-        <w:t xml:space="preserve">В соответствии с Договором коммерческого представительства </w:t>
-      </w:r>
-      <w:r>
-        <w:rPr>
-          <w:rFonts w:ascii="Times New Roman" w:hAnsi="Times New Roman"/>
-          <w:sz w:val="28"/>
-          <w:szCs w:val="28"/>
-        </w:rPr>
-        <w:t>от 28.11.2024 №10001401000118/УВВ-77Д-0842-14</w:t>
+        <w:t>В соответствии с д</w:t>
       </w:r>
       <w:bookmarkStart w:id="0" w:name="_GoBack"/>
       <w:bookmarkEnd w:id="0"/>
@@ -484,6 +468,22 @@
           <w:sz w:val="28"/>
           <w:szCs w:val="28"/>
         </w:rPr>
+        <w:t xml:space="preserve">оговором коммерческого представительства </w:t>
+      </w:r>
+      <w:r>
+        <w:rPr>
+          <w:rFonts w:ascii="Times New Roman" w:hAnsi="Times New Roman"/>
+          <w:sz w:val="28"/>
+          <w:szCs w:val="28"/>
+        </w:rPr>
+        <w:t>от 28.11.2024 №10001401000118/УВВ-77Д-0842-14</w:t>
+      </w:r>
+      <w:r>
+        <w:rPr>
+          <w:rFonts w:ascii="Times New Roman" w:hAnsi="Times New Roman"/>
+          <w:sz w:val="28"/>
+          <w:szCs w:val="28"/>
+        </w:rPr>
         <w:t xml:space="preserve">, направляю Вам проект производства работ на прокладку ВОЛС по существующим опорам объектов электроэнергетики </w:t>
       </w:r>
       <w:r>
@@ -550,7 +550,6 @@
         </w:rPr>
         <w:t>[[</w:t>
       </w:r>
-      <w:proofErr w:type="spellStart"/>
       <w:r>
         <w:rPr>
           <w:rFonts w:ascii="Times New Roman" w:hAnsi="Times New Roman"/>
@@ -559,7 +558,6 @@
         </w:rPr>
         <w:t>Место_запрашиваемого_размещения</w:t>
       </w:r>
-      <w:proofErr w:type="spellEnd"/>
       <w:r>
         <w:rPr>
           <w:rFonts w:ascii="Times New Roman" w:hAnsi="Times New Roman"/>
@@ -1033,7 +1031,6 @@
           <w:szCs w:val="22"/>
         </w:rPr>
       </w:pPr>
-      <w:proofErr w:type="spellStart"/>
       <w:r>
         <w:rPr>
           <w:rFonts w:ascii="Times New Roman" w:hAnsi="Times New Roman"/>
@@ -1043,7 +1040,6 @@
         </w:rPr>
         <w:t>nelipa</w:t>
       </w:r>
-      <w:proofErr w:type="spellEnd"/>
       <w:r>
         <w:rPr>
           <w:rFonts w:ascii="Times New Roman" w:hAnsi="Times New Roman"/>
@@ -1067,18 +1063,8 @@
           <w:sz w:val="20"/>
           <w:szCs w:val="22"/>
         </w:rPr>
-        <w:t>@</w:t>
-      </w:r>
-      <w:proofErr w:type="spellStart"/>
-      <w:r>
-        <w:rPr>
-          <w:rFonts w:ascii="Times New Roman" w:hAnsi="Times New Roman"/>
-          <w:sz w:val="20"/>
-          <w:szCs w:val="22"/>
-        </w:rPr>
-        <w:t>rosseti.digital</w:t>
-      </w:r>
-      <w:proofErr w:type="spellEnd"/>
+        <w:t>@rosseti.digital</w:t>
+      </w:r>
     </w:p>
     <w:sectPr>
       <w:headerReference w:type="first" r:id="rId6"/>
